--- a/data/exports/kcet-aldehyde-and-ketone_revision_notes.docx
+++ b/data/exports/kcet-aldehyde-and-ketone_revision_notes.docx
@@ -164,10 +164,10 @@
             <w:r>
               <w:rPr>
                 <w:b/>
-                <w:color w:val="C53030"/>
+                <w:color w:val="2B6CB0"/>
                 <w:sz w:val="19"/>
               </w:rPr>
-              <w:t>Very High</w:t>
+              <w:t>High</w:t>
             </w:r>
           </w:p>
         </w:tc>
@@ -189,7 +189,7 @@
                 <w:color w:val="2D3748"/>
                 <w:sz w:val="19"/>
               </w:rPr>
-              <w:t>Kcet Aldehyde And Ketone - Core Application</w:t>
+              <w:t>Nucleophilic Addition &amp; Carbonyl Condensation</w:t>
             </w:r>
           </w:p>
         </w:tc>
@@ -209,7 +209,7 @@
               <w:rPr>
                 <w:sz w:val="19"/>
               </w:rPr>
-              <w:t>22 PYQs</w:t>
+              <w:t>12 PYQs</w:t>
             </w:r>
           </w:p>
         </w:tc>
@@ -230,7 +230,94 @@
                 <w:color w:val="718096"/>
                 <w:sz w:val="19"/>
               </w:rPr>
-              <w:t>General Concept</w:t>
+              <w:t>Carbonyl Reactions</w:t>
+            </w:r>
+          </w:p>
+        </w:tc>
+      </w:tr>
+      <w:tr>
+        <w:tc>
+          <w:tcPr>
+            <w:tcW w:type="dxa" w:w="2160"/>
+            <w:shd w:fill="FFFFFF"/>
+            <w:tcMar>
+              <w:top w:w="80" w:type="dxa"/>
+              <w:bottom w:w="80" w:type="dxa"/>
+              <w:left w:w="150" w:type="dxa"/>
+              <w:right w:w="150" w:type="dxa"/>
+            </w:tcMar>
+          </w:tcPr>
+          <w:p>
+            <w:r>
+              <w:rPr>
+                <w:b/>
+                <w:color w:val="2B6CB0"/>
+                <w:sz w:val="19"/>
+              </w:rPr>
+              <w:t>High</w:t>
+            </w:r>
+          </w:p>
+        </w:tc>
+        <w:tc>
+          <w:tcPr>
+            <w:tcW w:type="dxa" w:w="4320"/>
+            <w:shd w:fill="FFFFFF"/>
+            <w:tcMar>
+              <w:top w:w="80" w:type="dxa"/>
+              <w:bottom w:w="80" w:type="dxa"/>
+              <w:left w:w="150" w:type="dxa"/>
+              <w:right w:w="150" w:type="dxa"/>
+            </w:tcMar>
+          </w:tcPr>
+          <w:p>
+            <w:r>
+              <w:rPr>
+                <w:b/>
+                <w:color w:val="2D3748"/>
+                <w:sz w:val="19"/>
+              </w:rPr>
+              <w:t>Oxidation, Reduction &amp; Identification Tests</w:t>
+            </w:r>
+          </w:p>
+        </w:tc>
+        <w:tc>
+          <w:tcPr>
+            <w:tcW w:type="dxa" w:w="1728"/>
+            <w:shd w:fill="FFFFFF"/>
+            <w:tcMar>
+              <w:top w:w="80" w:type="dxa"/>
+              <w:bottom w:w="80" w:type="dxa"/>
+              <w:left w:w="150" w:type="dxa"/>
+              <w:right w:w="150" w:type="dxa"/>
+            </w:tcMar>
+          </w:tcPr>
+          <w:p>
+            <w:r>
+              <w:rPr>
+                <w:sz w:val="19"/>
+              </w:rPr>
+              <w:t>10 PYQs</w:t>
+            </w:r>
+          </w:p>
+        </w:tc>
+        <w:tc>
+          <w:tcPr>
+            <w:tcW w:type="dxa" w:w="1872"/>
+            <w:shd w:fill="FFFFFF"/>
+            <w:tcMar>
+              <w:top w:w="80" w:type="dxa"/>
+              <w:bottom w:w="80" w:type="dxa"/>
+              <w:left w:w="150" w:type="dxa"/>
+              <w:right w:w="150" w:type="dxa"/>
+            </w:tcMar>
+          </w:tcPr>
+          <w:p>
+            <w:r>
+              <w:rPr>
+                <w:color w:val="718096"/>
+                <w:sz w:val="19"/>
+              </w:rPr>
+              <w:t>Tests &amp; Reductions</w:t>
             </w:r>
           </w:p>
         </w:tc>
@@ -311,6 +398,98 @@
           </w:p>
         </w:tc>
       </w:tr>
+      <w:tr>
+        <w:tc>
+          <w:tcPr>
+            <w:tcW w:type="dxa" w:w="3600"/>
+            <w:shd w:fill="F7FAFC"/>
+            <w:tcMar>
+              <w:top w:w="100" w:type="dxa"/>
+              <w:bottom w:w="100" w:type="dxa"/>
+              <w:left w:w="150" w:type="dxa"/>
+              <w:right w:w="150" w:type="dxa"/>
+            </w:tcMar>
+          </w:tcPr>
+          <w:p>
+            <w:r>
+              <w:rPr>
+                <w:b/>
+                <w:color w:val="1A365D"/>
+                <w:sz w:val="19"/>
+              </w:rPr>
+              <w:t>Nucleophilic Addition &amp; Carbonyl Condensation</w:t>
+            </w:r>
+          </w:p>
+        </w:tc>
+        <w:tc>
+          <w:tcPr>
+            <w:tcW w:type="dxa" w:w="6480"/>
+            <w:shd w:fill="F7FAFC"/>
+            <w:tcMar>
+              <w:top w:w="100" w:type="dxa"/>
+              <w:bottom w:w="100" w:type="dxa"/>
+              <w:left w:w="150" w:type="dxa"/>
+              <w:right w:w="150" w:type="dxa"/>
+            </w:tcMar>
+          </w:tcPr>
+          <w:p>
+            <w:r>
+              <w:rPr>
+                <w:rFonts w:ascii="Cambria Math" w:hAnsi="Cambria Math"/>
+                <w:color w:val="2D3748"/>
+                <w:sz w:val="19"/>
+              </w:rPr>
+              <w:t>\text{Aldol: Requires } \alpha\text{-H} \to \alpha,\beta\text{-unsaturated carbonyl}, \quad \text{Cannizzaro: No } \alpha\text{-H} \to \text{Alcohol} + \text{Carboxylate salt}</w:t>
+            </w:r>
+          </w:p>
+        </w:tc>
+      </w:tr>
+      <w:tr>
+        <w:tc>
+          <w:tcPr>
+            <w:tcW w:type="dxa" w:w="3600"/>
+            <w:shd w:fill="FFFFFF"/>
+            <w:tcMar>
+              <w:top w:w="100" w:type="dxa"/>
+              <w:bottom w:w="100" w:type="dxa"/>
+              <w:left w:w="150" w:type="dxa"/>
+              <w:right w:w="150" w:type="dxa"/>
+            </w:tcMar>
+          </w:tcPr>
+          <w:p>
+            <w:r>
+              <w:rPr>
+                <w:b/>
+                <w:color w:val="1A365D"/>
+                <w:sz w:val="19"/>
+              </w:rPr>
+              <w:t>Oxidation, Reduction &amp; Identification Tests</w:t>
+            </w:r>
+          </w:p>
+        </w:tc>
+        <w:tc>
+          <w:tcPr>
+            <w:tcW w:type="dxa" w:w="6480"/>
+            <w:shd w:fill="FFFFFF"/>
+            <w:tcMar>
+              <w:top w:w="100" w:type="dxa"/>
+              <w:bottom w:w="100" w:type="dxa"/>
+              <w:left w:w="150" w:type="dxa"/>
+              <w:right w:w="150" w:type="dxa"/>
+            </w:tcMar>
+          </w:tcPr>
+          <w:p>
+            <w:r>
+              <w:rPr>
+                <w:rFonts w:ascii="Cambria Math" w:hAnsi="Cambria Math"/>
+                <w:color w:val="2D3748"/>
+                <w:sz w:val="19"/>
+              </w:rPr>
+              <w:t>\text{Iodoform test is positive for } \text{CH}_3\text{CO-} \text{ or } \text{CH}_3\text{CH(OH)- groups} \implies \text{CHI}_3 \text{ (yellow ppt)}</w:t>
+            </w:r>
+          </w:p>
+        </w:tc>
+      </w:tr>
     </w:tbl>
     <w:p>
       <w:pPr>
@@ -338,7 +517,7 @@
           <w:color w:val="2B6CB0"/>
           <w:sz w:val="24"/>
         </w:rPr>
-        <w:t>3.1 Kcet Aldehyde And Ketone - Core Application (Very High Yield — 22 PYQs)</w:t>
+        <w:t>3.1 Nucleophilic Addition &amp; Carbonyl Condensation (High Yield — 12 PYQs)</w:t>
       </w:r>
     </w:p>
     <w:p>
@@ -353,7 +532,7 @@
         <w:rPr>
           <w:sz w:val="20"/>
         </w:rPr>
-        <w:t>Key problem pattern in Kcet Aldehyde And Ketone.</w:t>
+        <w:t>Reversible nucleophilic additions, Aldol condensation mechanism, and Cannizzaro disproportionation of non-enolizable aldehydes.</w:t>
       </w:r>
     </w:p>
     <w:tbl>
@@ -391,7 +570,7 @@
                 <w:color w:val="2D3748"/>
                 <w:sz w:val="19"/>
               </w:rPr>
-              <w:t>Watch for algebraic and sign errors.</w:t>
+              <w:t>Benzaldehyde and Formaldehyde lack α-hydrogen atoms, so they undergo CANNIZZARO reaction with concentrated NaOH, NOT Aldol condensation!</w:t>
             </w:r>
           </w:p>
         </w:tc>
@@ -432,7 +611,215 @@
                 <w:color w:val="2D3748"/>
                 <w:sz w:val="19"/>
               </w:rPr>
-              <w:t>Verify dimensions and boundary conditions.</w:t>
+              <w:t>Reactivity toward nucleophilic addition: HCHO &gt; CH_3CHO &gt; CH_3COCH_3 (decreases with steric crowding and +I electron donation).</w:t>
+            </w:r>
+          </w:p>
+        </w:tc>
+      </w:tr>
+    </w:tbl>
+    <w:p>
+      <w:pPr>
+        <w:spacing w:before="120" w:after="40"/>
+      </w:pPr>
+      <w:r>
+        <w:rPr>
+          <w:b/>
+          <w:color w:val="1A365D"/>
+          <w:sz w:val="19"/>
+        </w:rPr>
+        <w:t>Source PYQs testing this concept:</w:t>
+      </w:r>
+    </w:p>
+    <w:p>
+      <w:pPr>
+        <w:pStyle w:val="ListBullet"/>
+        <w:spacing w:after="40"/>
+      </w:pPr>
+      <w:r>
+        <w:rPr>
+          <w:b/>
+          <w:sz w:val="18"/>
+        </w:rPr>
+        <w:t xml:space="preserve">[2026 Shift] Q#2 (MCQ): </w:t>
+      </w:r>
+      <w:r>
+        <w:rPr>
+          <w:sz w:val="18"/>
+        </w:rPr>
+        <w:t xml:space="preserve">"The major product ' A ' in the given reaction is Benzaldehyde → ≤ ftarroŵ ' A ' (Major product)..."  </w:t>
+      </w:r>
+      <w:r>
+        <w:rPr>
+          <w:b/>
+          <w:color w:val="2B6CB0"/>
+          <w:sz w:val="18"/>
+        </w:rPr>
+        <w:t>[Ans: N/A]</w:t>
+      </w:r>
+    </w:p>
+    <w:p>
+      <w:pPr>
+        <w:pStyle w:val="ListBullet"/>
+        <w:spacing w:after="40"/>
+      </w:pPr>
+      <w:r>
+        <w:rPr>
+          <w:b/>
+          <w:sz w:val="18"/>
+        </w:rPr>
+        <w:t xml:space="preserve">[2026 Shift] Q#3 (MCQ): </w:t>
+      </w:r>
+      <w:r>
+        <w:rPr>
+          <w:sz w:val="18"/>
+        </w:rPr>
+        <w:t xml:space="preserve">"Match the reagents in List-I with products obtained from their carbonyl compounds in List-II. List-I List-II (a) NH_(2)OH (i..."  </w:t>
+      </w:r>
+      <w:r>
+        <w:rPr>
+          <w:b/>
+          <w:color w:val="2B6CB0"/>
+          <w:sz w:val="18"/>
+        </w:rPr>
+        <w:t>[Ans: N/A]</w:t>
+      </w:r>
+    </w:p>
+    <w:p>
+      <w:pPr>
+        <w:pStyle w:val="ListBullet"/>
+        <w:spacing w:after="40"/>
+      </w:pPr>
+      <w:r>
+        <w:rPr>
+          <w:b/>
+          <w:sz w:val="18"/>
+        </w:rPr>
+        <w:t xml:space="preserve">[2025 Shift] Q#1 (MCQ): </w:t>
+      </w:r>
+      <w:r>
+        <w:rPr>
+          <w:sz w:val="18"/>
+        </w:rPr>
+        <w:t xml:space="preserve">"Arrange the following compounds in their decreasing order of reactivity towards Nucleop addition reaction. $CH_{3}COCH_{3},CH_{3}COC_{2}H_{5..."  </w:t>
+      </w:r>
+      <w:r>
+        <w:rPr>
+          <w:b/>
+          <w:color w:val="2B6CB0"/>
+          <w:sz w:val="18"/>
+        </w:rPr>
+        <w:t>[Ans: N/A]</w:t>
+      </w:r>
+    </w:p>
+    <w:p>
+      <w:pPr>
+        <w:spacing w:after="120"/>
+      </w:pPr>
+    </w:p>
+    <w:p>
+      <w:pPr>
+        <w:pStyle w:val="Heading2"/>
+      </w:pPr>
+      <w:r>
+        <w:rPr>
+          <w:color w:val="2B6CB0"/>
+          <w:sz w:val="24"/>
+        </w:rPr>
+        <w:t>3.2 Oxidation, Reduction &amp; Identification Tests (High Yield — 10 PYQs)</w:t>
+      </w:r>
+    </w:p>
+    <w:p>
+      <w:r>
+        <w:rPr>
+          <w:b/>
+          <w:sz w:val="20"/>
+        </w:rPr>
+        <w:t xml:space="preserve">Core Principle: </w:t>
+      </w:r>
+      <w:r>
+        <w:rPr>
+          <w:sz w:val="20"/>
+        </w:rPr>
+        <w:t>Silver mirror Tollens' test, Fehling's cuprous reduction, yellow iodoform precipitation, Clemmensen (Zn-Hg/HCl), and Wolff-Kishner (NH_2NH_2/KOH) carbonyl deoxygenation.</w:t>
+      </w:r>
+    </w:p>
+    <w:tbl>
+      <w:tblPr>
+        <w:tblW w:type="auto" w:w="0"/>
+        <w:jc w:val="center"/>
+        <w:tblLook w:firstColumn="1" w:firstRow="1" w:lastColumn="0" w:lastRow="0" w:noHBand="0" w:noVBand="1" w:val="04A0"/>
+      </w:tblPr>
+      <w:tblGrid>
+        <w:gridCol w:w="10080"/>
+      </w:tblGrid>
+      <w:tr>
+        <w:tc>
+          <w:tcPr>
+            <w:tcW w:type="dxa" w:w="10080"/>
+            <w:shd w:fill="FFF5F5"/>
+            <w:tcMar>
+              <w:top w:w="100" w:type="dxa"/>
+              <w:bottom w:w="100" w:type="dxa"/>
+              <w:left w:w="150" w:type="dxa"/>
+              <w:right w:w="150" w:type="dxa"/>
+            </w:tcMar>
+          </w:tcPr>
+          <w:p>
+            <w:r>
+              <w:rPr>
+                <w:b/>
+                <w:color w:val="C53030"/>
+                <w:sz w:val="19"/>
+              </w:rPr>
+              <w:t xml:space="preserve">⚠️ Common Trap / JEE Pitfall: </w:t>
+            </w:r>
+            <w:r>
+              <w:rPr>
+                <w:color w:val="2D3748"/>
+                <w:sz w:val="19"/>
+              </w:rPr>
+              <w:t>Benzaldehyde reduces Tollens' reagent to give silver mirror, but does NOT reduce Fehling's solution!</w:t>
+            </w:r>
+          </w:p>
+        </w:tc>
+      </w:tr>
+    </w:tbl>
+    <w:tbl>
+      <w:tblPr>
+        <w:tblW w:type="auto" w:w="0"/>
+        <w:jc w:val="center"/>
+        <w:tblLook w:firstColumn="1" w:firstRow="1" w:lastColumn="0" w:lastRow="0" w:noHBand="0" w:noVBand="1" w:val="04A0"/>
+      </w:tblPr>
+      <w:tblGrid>
+        <w:gridCol w:w="10080"/>
+      </w:tblGrid>
+      <w:tr>
+        <w:tc>
+          <w:tcPr>
+            <w:tcW w:type="dxa" w:w="10080"/>
+            <w:shd w:fill="F0FFF4"/>
+            <w:tcMar>
+              <w:top w:w="100" w:type="dxa"/>
+              <w:bottom w:w="100" w:type="dxa"/>
+              <w:left w:w="150" w:type="dxa"/>
+              <w:right w:w="150" w:type="dxa"/>
+            </w:tcMar>
+          </w:tcPr>
+          <w:p>
+            <w:r>
+              <w:rPr>
+                <w:b/>
+                <w:color w:val="276749"/>
+                <w:sz w:val="19"/>
+              </w:rPr>
+              <w:t xml:space="preserve">💡 Speed Hack / Trick: </w:t>
+            </w:r>
+            <w:r>
+              <w:rPr>
+                <w:color w:val="2D3748"/>
+                <w:sz w:val="19"/>
+              </w:rPr>
+              <w:t>Clemmensen reduction is suitable for acid-stable compounds. For acid-sensitive carbonyls, use Wolff-Kishner reduction (basic medium).</w:t>
             </w:r>
           </w:p>
         </w:tc>
@@ -488,13 +875,13 @@
           <w:b/>
           <w:sz w:val="18"/>
         </w:rPr>
-        <w:t xml:space="preserve">[2026 Shift] Q#2 (MCQ): </w:t>
+        <w:t xml:space="preserve">[2023 Shift] Q#3 (MCQ): </w:t>
       </w:r>
       <w:r>
         <w:rPr>
           <w:sz w:val="18"/>
         </w:rPr>
-        <w:t xml:space="preserve">"The major product ' A ' in the given reaction is Benzaldehyde → ≤ ftarroŵ ' A ' (Major product)..."  </w:t>
+        <w:t xml:space="preserve">"The heating of phenyl methyl ether with HI produces an aromatic compound A which on treatment with conc. HNO_(3) gives B . A and B..."  </w:t>
       </w:r>
       <w:r>
         <w:rPr>
@@ -515,13 +902,13 @@
           <w:b/>
           <w:sz w:val="18"/>
         </w:rPr>
-        <w:t xml:space="preserve">[2026 Shift] Q#3 (MCQ): </w:t>
+        <w:t xml:space="preserve">[2022 Shift] Q#1 (MCQ): </w:t>
       </w:r>
       <w:r>
         <w:rPr>
           <w:sz w:val="18"/>
         </w:rPr>
-        <w:t xml:space="preserve">"Match the reagents in List-I with products obtained from their carbonyl compounds in List-II. List-I List-II (a) NH_(2)OH (i..."  </w:t>
+        <w:t xml:space="preserve">"The test to differentiate between pentan-2-one and pentan-3-one is..."  </w:t>
       </w:r>
       <w:r>
         <w:rPr>
@@ -660,6 +1047,127 @@
               <w:t>Solution Analysis:</w:t>
               <w:br/>
               <w:t>The compound that does not answer the iodoform test is: Option C: Ethanoic acid Iodoform test is given by compounds containing the group -COCH_(3) This is called the methyl ketone group . Some alcohols which can be oxidised to methyl ketones also give this test. Now check the options: Ethanal has the structure: CH_(3)CHO It gives iodoform test. Acetone has the structure: CH_(3)COCH_(3) It contains the methyl ketone group, so it gives iodoform test. Acetophenone has the structure: C_(6)H_(5)COCH_(3) It also contains the methyl ketone group, so it gives iodoform test. Ethanoic acid has the structure: CH_(3)COOH It is a carboxylic acid and does not contain the required methyl ketone group. So it does not give iodoform test. Hence, the correct answer is: Ethanoic acid</w:t>
+            </w:r>
+          </w:p>
+        </w:tc>
+      </w:tr>
+    </w:tbl>
+    <w:p>
+      <w:pPr>
+        <w:spacing w:after="120"/>
+      </w:pPr>
+    </w:p>
+    <w:p>
+      <w:pPr>
+        <w:spacing w:before="160" w:after="40"/>
+      </w:pPr>
+      <w:r>
+        <w:rPr>
+          <w:b/>
+          <w:color w:val="1A365D"/>
+          <w:sz w:val="22"/>
+        </w:rPr>
+        <w:t>Benchmark Problem 2: KCET 2026 (Q#2)</w:t>
+      </w:r>
+    </w:p>
+    <w:p>
+      <w:pPr>
+        <w:spacing w:after="80"/>
+      </w:pPr>
+      <w:r>
+        <w:rPr>
+          <w:sz w:val="20"/>
+        </w:rPr>
+        <w:t>The major product ' A ' in the given reaction is Benzaldehyde → ≤ ftarroŵ ' A ' (Major product)</w:t>
+      </w:r>
+    </w:p>
+    <w:p>
+      <w:pPr>
+        <w:pStyle w:val="ListBullet"/>
+        <w:spacing w:after="20"/>
+      </w:pPr>
+      <w:r>
+        <w:rPr>
+          <w:sz w:val="19"/>
+        </w:rPr>
+        <w:t xml:space="preserve">(A) </w:t>
+      </w:r>
+    </w:p>
+    <w:p>
+      <w:pPr>
+        <w:pStyle w:val="ListBullet"/>
+        <w:spacing w:after="20"/>
+      </w:pPr>
+      <w:r>
+        <w:rPr>
+          <w:sz w:val="19"/>
+        </w:rPr>
+        <w:t xml:space="preserve">(B) </w:t>
+      </w:r>
+    </w:p>
+    <w:p>
+      <w:pPr>
+        <w:pStyle w:val="ListBullet"/>
+        <w:spacing w:after="20"/>
+      </w:pPr>
+      <w:r>
+        <w:rPr>
+          <w:sz w:val="19"/>
+        </w:rPr>
+        <w:t xml:space="preserve">(C) </w:t>
+      </w:r>
+    </w:p>
+    <w:p>
+      <w:pPr>
+        <w:pStyle w:val="ListBullet"/>
+        <w:spacing w:after="20"/>
+      </w:pPr>
+      <w:r>
+        <w:rPr>
+          <w:sz w:val="19"/>
+        </w:rPr>
+        <w:t xml:space="preserve">(D) </w:t>
+      </w:r>
+    </w:p>
+    <w:tbl>
+      <w:tblPr>
+        <w:tblW w:type="auto" w:w="0"/>
+        <w:jc w:val="center"/>
+        <w:tblLook w:firstColumn="1" w:firstRow="1" w:lastColumn="0" w:lastRow="0" w:noHBand="0" w:noVBand="1" w:val="04A0"/>
+      </w:tblPr>
+      <w:tblGrid>
+        <w:gridCol w:w="10080"/>
+      </w:tblGrid>
+      <w:tr>
+        <w:tc>
+          <w:tcPr>
+            <w:tcW w:type="dxa" w:w="10080"/>
+            <w:shd w:fill="F7FAFC"/>
+            <w:tcMar>
+              <w:top w:w="100" w:type="dxa"/>
+              <w:bottom w:w="100" w:type="dxa"/>
+              <w:left w:w="150" w:type="dxa"/>
+              <w:right w:w="150" w:type="dxa"/>
+            </w:tcMar>
+          </w:tcPr>
+          <w:p>
+            <w:r>
+              <w:rPr>
+                <w:b/>
+                <w:color w:val="1A365D"/>
+                <w:sz w:val="19"/>
+              </w:rPr>
+              <w:t>Correct Answer: None</w:t>
+              <w:br/>
+            </w:r>
+            <w:r>
+              <w:rPr>
+                <w:color w:val="2D3748"/>
+                <w:sz w:val="18"/>
+              </w:rPr>
+              <w:t>Solution Analysis:</w:t>
+              <w:br/>
+              <w:t>This reaction is a crossed aldol condensation. Since it occurs between benzaldehyde and acetophenone in the presence of a base, it is also called Claisen-Schmidt condensation. Benzaldehyde ( C_(6)H_(5)CHO ) does not have any α -hydrogen. So, it cannot form an enolate ion. Acetophenone ( C_(6)H_(5)COCH_(3) ) has α -hydrogens, so the base removes one α -hydrogen from it. This gives the enolate ion of acetophenone: C_(6)H_(5)COCH_(3)+OH^- ⇌ C_(6)H_(5)COCH_(2)^-+H_(2)O The enolate ion acts as a nucleophile. It attacks the carbonyl carbon of benzaldehyde, which is electrophilic. This first gives an alkoxide ion. C_(6)H_(5)CHO+C_(6)H_(5)COCH_(2)^- → C_(6)H_(5)CH(O^-)CH_(2)COC_(6)H_(5) The alkoxide ion then takes a proton from water and forms a β -hydroxy ketone. C_(6)H_(5)CH(O^-)CH_(2)COC_(6)H_(5)+H_(2)O ⇌ C_(6)H_(5)CH(OH)CH_(2)COC_(6)H_(5)+OH^- This β -hydroxy ketone easily loses water. The product formed is more stable because it has conjugation between the double bond, carbonyl group, and benzene rings. C_(6)H_(5)CH(OH)CH_(2)COC_(6)H_(5)bar(→ ≤ ftarrow)C_(6)H_(5)-CH=CH-CO-C_(6)H_(5) So, the major product ' A ' is 1,3-diphenylprop-2-en-1-one, also called chalcone. This matches option (D).</w:t>
             </w:r>
           </w:p>
         </w:tc>

--- a/data/exports/kcet-aldehyde-and-ketone_revision_notes.docx
+++ b/data/exports/kcet-aldehyde-and-ketone_revision_notes.docx
@@ -13,7 +13,7 @@
           <w:color w:val="1A365D"/>
           <w:sz w:val="44"/>
         </w:rPr>
-        <w:t>JEE MAIN REVISION MASTER: ALDEHYDE AND KETONE 2026 3 QUESTIONS 5% WEIGHTAGE ↑50.15%</w:t>
+        <w:t>JEE MAIN REVISION MASTER: ALDEHYDE AND KETONE</w:t>
       </w:r>
     </w:p>
     <w:p>
@@ -189,7 +189,7 @@
                 <w:color w:val="2D3748"/>
                 <w:sz w:val="19"/>
               </w:rPr>
-              <w:t>Nucleophilic Addition &amp; Carbonyl Condensation</w:t>
+              <w:t>Oxidation, Reduction &amp; Identification Tests</w:t>
             </w:r>
           </w:p>
         </w:tc>
@@ -230,7 +230,7 @@
                 <w:color w:val="718096"/>
                 <w:sz w:val="19"/>
               </w:rPr>
-              <w:t>Carbonyl Reactions</w:t>
+              <w:t>Tests &amp; Reductions</w:t>
             </w:r>
           </w:p>
         </w:tc>
@@ -276,7 +276,7 @@
                 <w:color w:val="2D3748"/>
                 <w:sz w:val="19"/>
               </w:rPr>
-              <w:t>Oxidation, Reduction &amp; Identification Tests</w:t>
+              <w:t>Nucleophilic Addition &amp; Carbonyl Condensation</w:t>
             </w:r>
           </w:p>
         </w:tc>
@@ -317,7 +317,7 @@
                 <w:color w:val="718096"/>
                 <w:sz w:val="19"/>
               </w:rPr>
-              <w:t>Tests &amp; Reductions</w:t>
+              <w:t>Carbonyl Reactions</w:t>
             </w:r>
           </w:p>
         </w:tc>
@@ -417,7 +417,7 @@
                 <w:color w:val="1A365D"/>
                 <w:sz w:val="19"/>
               </w:rPr>
-              <w:t>Nucleophilic Addition &amp; Carbonyl Condensation</w:t>
+              <w:t>Oxidation, Reduction &amp; Identification Tests</w:t>
             </w:r>
           </w:p>
         </w:tc>
@@ -439,7 +439,7 @@
                 <w:color w:val="2D3748"/>
                 <w:sz w:val="19"/>
               </w:rPr>
-              <w:t>\text{Aldol: Requires } \alpha\text{-H} \to \alpha,\beta\text{-unsaturated carbonyl}, \quad \text{Cannizzaro: No } \alpha\text{-H} \to \text{Alcohol} + \text{Carboxylate salt}</w:t>
+              <w:t>\text{Iodoform test is positive for } \text{CH}_3\text{CO-} \text{ or } \text{CH}_3\text{CH(OH)- groups} \implies \text{CHI}_3 \text{ (yellow ppt)}</w:t>
             </w:r>
           </w:p>
         </w:tc>
@@ -463,7 +463,7 @@
                 <w:color w:val="1A365D"/>
                 <w:sz w:val="19"/>
               </w:rPr>
-              <w:t>Oxidation, Reduction &amp; Identification Tests</w:t>
+              <w:t>Nucleophilic Addition &amp; Carbonyl Condensation</w:t>
             </w:r>
           </w:p>
         </w:tc>
@@ -485,7 +485,7 @@
                 <w:color w:val="2D3748"/>
                 <w:sz w:val="19"/>
               </w:rPr>
-              <w:t>\text{Iodoform test is positive for } \text{CH}_3\text{CO-} \text{ or } \text{CH}_3\text{CH(OH)- groups} \implies \text{CHI}_3 \text{ (yellow ppt)}</w:t>
+              <w:t>\text{Aldol: Requires } \alpha\text{-H} \to \alpha,\beta\text{-unsaturated carbonyl}, \quad \text{Cannizzaro: No } \alpha\text{-H} \to \text{Alcohol} + \text{Carboxylate salt}</w:t>
             </w:r>
           </w:p>
         </w:tc>
@@ -517,7 +517,215 @@
           <w:color w:val="2B6CB0"/>
           <w:sz w:val="24"/>
         </w:rPr>
-        <w:t>3.1 Nucleophilic Addition &amp; Carbonyl Condensation (High Yield — 12 PYQs)</w:t>
+        <w:t>3.1 Oxidation, Reduction &amp; Identification Tests (High Yield — 12 PYQs)</w:t>
+      </w:r>
+    </w:p>
+    <w:p>
+      <w:r>
+        <w:rPr>
+          <w:b/>
+          <w:sz w:val="20"/>
+        </w:rPr>
+        <w:t xml:space="preserve">Core Principle: </w:t>
+      </w:r>
+      <w:r>
+        <w:rPr>
+          <w:sz w:val="20"/>
+        </w:rPr>
+        <w:t>Silver mirror Tollens' test, Fehling's cuprous reduction, yellow iodoform precipitation, Clemmensen (Zn-Hg/HCl), and Wolff-Kishner (NH_2NH_2/KOH) carbonyl deoxygenation.</w:t>
+      </w:r>
+    </w:p>
+    <w:tbl>
+      <w:tblPr>
+        <w:tblW w:type="auto" w:w="0"/>
+        <w:jc w:val="center"/>
+        <w:tblLook w:firstColumn="1" w:firstRow="1" w:lastColumn="0" w:lastRow="0" w:noHBand="0" w:noVBand="1" w:val="04A0"/>
+      </w:tblPr>
+      <w:tblGrid>
+        <w:gridCol w:w="10080"/>
+      </w:tblGrid>
+      <w:tr>
+        <w:tc>
+          <w:tcPr>
+            <w:tcW w:type="dxa" w:w="10080"/>
+            <w:shd w:fill="FFF5F5"/>
+            <w:tcMar>
+              <w:top w:w="100" w:type="dxa"/>
+              <w:bottom w:w="100" w:type="dxa"/>
+              <w:left w:w="150" w:type="dxa"/>
+              <w:right w:w="150" w:type="dxa"/>
+            </w:tcMar>
+          </w:tcPr>
+          <w:p>
+            <w:r>
+              <w:rPr>
+                <w:b/>
+                <w:color w:val="C53030"/>
+                <w:sz w:val="19"/>
+              </w:rPr>
+              <w:t xml:space="preserve">⚠️ Common Trap / JEE Pitfall: </w:t>
+            </w:r>
+            <w:r>
+              <w:rPr>
+                <w:color w:val="2D3748"/>
+                <w:sz w:val="19"/>
+              </w:rPr>
+              <w:t>Benzaldehyde reduces Tollens' reagent to give silver mirror, but does NOT reduce Fehling's solution!</w:t>
+            </w:r>
+          </w:p>
+        </w:tc>
+      </w:tr>
+    </w:tbl>
+    <w:tbl>
+      <w:tblPr>
+        <w:tblW w:type="auto" w:w="0"/>
+        <w:jc w:val="center"/>
+        <w:tblLook w:firstColumn="1" w:firstRow="1" w:lastColumn="0" w:lastRow="0" w:noHBand="0" w:noVBand="1" w:val="04A0"/>
+      </w:tblPr>
+      <w:tblGrid>
+        <w:gridCol w:w="10080"/>
+      </w:tblGrid>
+      <w:tr>
+        <w:tc>
+          <w:tcPr>
+            <w:tcW w:type="dxa" w:w="10080"/>
+            <w:shd w:fill="F0FFF4"/>
+            <w:tcMar>
+              <w:top w:w="100" w:type="dxa"/>
+              <w:bottom w:w="100" w:type="dxa"/>
+              <w:left w:w="150" w:type="dxa"/>
+              <w:right w:w="150" w:type="dxa"/>
+            </w:tcMar>
+          </w:tcPr>
+          <w:p>
+            <w:r>
+              <w:rPr>
+                <w:b/>
+                <w:color w:val="276749"/>
+                <w:sz w:val="19"/>
+              </w:rPr>
+              <w:t xml:space="preserve">💡 Speed Hack / Trick: </w:t>
+            </w:r>
+            <w:r>
+              <w:rPr>
+                <w:color w:val="2D3748"/>
+                <w:sz w:val="19"/>
+              </w:rPr>
+              <w:t>Clemmensen reduction is suitable for acid-stable compounds. For acid-sensitive carbonyls, use Wolff-Kishner reduction (basic medium).</w:t>
+            </w:r>
+          </w:p>
+        </w:tc>
+      </w:tr>
+    </w:tbl>
+    <w:p>
+      <w:pPr>
+        <w:spacing w:before="120" w:after="40"/>
+      </w:pPr>
+      <w:r>
+        <w:rPr>
+          <w:b/>
+          <w:color w:val="1A365D"/>
+          <w:sz w:val="19"/>
+        </w:rPr>
+        <w:t>Source PYQs testing this concept:</w:t>
+      </w:r>
+    </w:p>
+    <w:p>
+      <w:pPr>
+        <w:pStyle w:val="ListBullet"/>
+        <w:spacing w:after="40"/>
+      </w:pPr>
+      <w:r>
+        <w:rPr>
+          <w:b/>
+          <w:sz w:val="18"/>
+        </w:rPr>
+        <w:t xml:space="preserve">[2026 Shift] Q#1 (MCQ): </w:t>
+      </w:r>
+      <w:r>
+        <w:rPr>
+          <w:sz w:val="18"/>
+        </w:rPr>
+        <w:t xml:space="preserve">"The compound that does not answer iodoform test is..."  </w:t>
+      </w:r>
+      <w:r>
+        <w:rPr>
+          <w:b/>
+          <w:color w:val="2B6CB0"/>
+          <w:sz w:val="18"/>
+        </w:rPr>
+        <w:t>[Ans: N/A]</w:t>
+      </w:r>
+    </w:p>
+    <w:p>
+      <w:pPr>
+        <w:pStyle w:val="ListBullet"/>
+        <w:spacing w:after="40"/>
+      </w:pPr>
+      <w:r>
+        <w:rPr>
+          <w:b/>
+          <w:sz w:val="18"/>
+        </w:rPr>
+        <w:t xml:space="preserve">[2025 Shift] Q#4 (MCQ): </w:t>
+      </w:r>
+      <w:r>
+        <w:rPr>
+          <w:sz w:val="18"/>
+        </w:rPr>
+        <w:t xml:space="preserve">"Oxidation of Toluene with chromyl chloride followed by hydrolysis gives Benzaldehyde. This reaction is known as ____________..."  </w:t>
+      </w:r>
+      <w:r>
+        <w:rPr>
+          <w:b/>
+          <w:color w:val="2B6CB0"/>
+          <w:sz w:val="18"/>
+        </w:rPr>
+        <w:t>[Ans: N/A]</w:t>
+      </w:r>
+    </w:p>
+    <w:p>
+      <w:pPr>
+        <w:pStyle w:val="ListBullet"/>
+        <w:spacing w:after="40"/>
+      </w:pPr>
+      <w:r>
+        <w:rPr>
+          <w:b/>
+          <w:sz w:val="18"/>
+        </w:rPr>
+        <w:t xml:space="preserve">[2022 Shift] Q#1 (MCQ): </w:t>
+      </w:r>
+      <w:r>
+        <w:rPr>
+          <w:sz w:val="18"/>
+        </w:rPr>
+        <w:t xml:space="preserve">"The test to differentiate between pentan-2-one and pentan-3-one is..."  </w:t>
+      </w:r>
+      <w:r>
+        <w:rPr>
+          <w:b/>
+          <w:color w:val="2B6CB0"/>
+          <w:sz w:val="18"/>
+        </w:rPr>
+        <w:t>[Ans: N/A]</w:t>
+      </w:r>
+    </w:p>
+    <w:p>
+      <w:pPr>
+        <w:spacing w:after="120"/>
+      </w:pPr>
+    </w:p>
+    <w:p>
+      <w:pPr>
+        <w:pStyle w:val="Heading2"/>
+      </w:pPr>
+      <w:r>
+        <w:rPr>
+          <w:color w:val="2B6CB0"/>
+          <w:sz w:val="24"/>
+        </w:rPr>
+        <w:t>3.2 Nucleophilic Addition &amp; Carbonyl Condensation (High Yield — 10 PYQs)</w:t>
       </w:r>
     </w:p>
     <w:p>
@@ -701,214 +909,6 @@
           <w:sz w:val="18"/>
         </w:rPr>
         <w:t xml:space="preserve">"Arrange the following compounds in their decreasing order of reactivity towards Nucleop addition reaction. $CH_{3}COCH_{3},CH_{3}COC_{2}H_{5..."  </w:t>
-      </w:r>
-      <w:r>
-        <w:rPr>
-          <w:b/>
-          <w:color w:val="2B6CB0"/>
-          <w:sz w:val="18"/>
-        </w:rPr>
-        <w:t>[Ans: N/A]</w:t>
-      </w:r>
-    </w:p>
-    <w:p>
-      <w:pPr>
-        <w:spacing w:after="120"/>
-      </w:pPr>
-    </w:p>
-    <w:p>
-      <w:pPr>
-        <w:pStyle w:val="Heading2"/>
-      </w:pPr>
-      <w:r>
-        <w:rPr>
-          <w:color w:val="2B6CB0"/>
-          <w:sz w:val="24"/>
-        </w:rPr>
-        <w:t>3.2 Oxidation, Reduction &amp; Identification Tests (High Yield — 10 PYQs)</w:t>
-      </w:r>
-    </w:p>
-    <w:p>
-      <w:r>
-        <w:rPr>
-          <w:b/>
-          <w:sz w:val="20"/>
-        </w:rPr>
-        <w:t xml:space="preserve">Core Principle: </w:t>
-      </w:r>
-      <w:r>
-        <w:rPr>
-          <w:sz w:val="20"/>
-        </w:rPr>
-        <w:t>Silver mirror Tollens' test, Fehling's cuprous reduction, yellow iodoform precipitation, Clemmensen (Zn-Hg/HCl), and Wolff-Kishner (NH_2NH_2/KOH) carbonyl deoxygenation.</w:t>
-      </w:r>
-    </w:p>
-    <w:tbl>
-      <w:tblPr>
-        <w:tblW w:type="auto" w:w="0"/>
-        <w:jc w:val="center"/>
-        <w:tblLook w:firstColumn="1" w:firstRow="1" w:lastColumn="0" w:lastRow="0" w:noHBand="0" w:noVBand="1" w:val="04A0"/>
-      </w:tblPr>
-      <w:tblGrid>
-        <w:gridCol w:w="10080"/>
-      </w:tblGrid>
-      <w:tr>
-        <w:tc>
-          <w:tcPr>
-            <w:tcW w:type="dxa" w:w="10080"/>
-            <w:shd w:fill="FFF5F5"/>
-            <w:tcMar>
-              <w:top w:w="100" w:type="dxa"/>
-              <w:bottom w:w="100" w:type="dxa"/>
-              <w:left w:w="150" w:type="dxa"/>
-              <w:right w:w="150" w:type="dxa"/>
-            </w:tcMar>
-          </w:tcPr>
-          <w:p>
-            <w:r>
-              <w:rPr>
-                <w:b/>
-                <w:color w:val="C53030"/>
-                <w:sz w:val="19"/>
-              </w:rPr>
-              <w:t xml:space="preserve">⚠️ Common Trap / JEE Pitfall: </w:t>
-            </w:r>
-            <w:r>
-              <w:rPr>
-                <w:color w:val="2D3748"/>
-                <w:sz w:val="19"/>
-              </w:rPr>
-              <w:t>Benzaldehyde reduces Tollens' reagent to give silver mirror, but does NOT reduce Fehling's solution!</w:t>
-            </w:r>
-          </w:p>
-        </w:tc>
-      </w:tr>
-    </w:tbl>
-    <w:tbl>
-      <w:tblPr>
-        <w:tblW w:type="auto" w:w="0"/>
-        <w:jc w:val="center"/>
-        <w:tblLook w:firstColumn="1" w:firstRow="1" w:lastColumn="0" w:lastRow="0" w:noHBand="0" w:noVBand="1" w:val="04A0"/>
-      </w:tblPr>
-      <w:tblGrid>
-        <w:gridCol w:w="10080"/>
-      </w:tblGrid>
-      <w:tr>
-        <w:tc>
-          <w:tcPr>
-            <w:tcW w:type="dxa" w:w="10080"/>
-            <w:shd w:fill="F0FFF4"/>
-            <w:tcMar>
-              <w:top w:w="100" w:type="dxa"/>
-              <w:bottom w:w="100" w:type="dxa"/>
-              <w:left w:w="150" w:type="dxa"/>
-              <w:right w:w="150" w:type="dxa"/>
-            </w:tcMar>
-          </w:tcPr>
-          <w:p>
-            <w:r>
-              <w:rPr>
-                <w:b/>
-                <w:color w:val="276749"/>
-                <w:sz w:val="19"/>
-              </w:rPr>
-              <w:t xml:space="preserve">💡 Speed Hack / Trick: </w:t>
-            </w:r>
-            <w:r>
-              <w:rPr>
-                <w:color w:val="2D3748"/>
-                <w:sz w:val="19"/>
-              </w:rPr>
-              <w:t>Clemmensen reduction is suitable for acid-stable compounds. For acid-sensitive carbonyls, use Wolff-Kishner reduction (basic medium).</w:t>
-            </w:r>
-          </w:p>
-        </w:tc>
-      </w:tr>
-    </w:tbl>
-    <w:p>
-      <w:pPr>
-        <w:spacing w:before="120" w:after="40"/>
-      </w:pPr>
-      <w:r>
-        <w:rPr>
-          <w:b/>
-          <w:color w:val="1A365D"/>
-          <w:sz w:val="19"/>
-        </w:rPr>
-        <w:t>Source PYQs testing this concept:</w:t>
-      </w:r>
-    </w:p>
-    <w:p>
-      <w:pPr>
-        <w:pStyle w:val="ListBullet"/>
-        <w:spacing w:after="40"/>
-      </w:pPr>
-      <w:r>
-        <w:rPr>
-          <w:b/>
-          <w:sz w:val="18"/>
-        </w:rPr>
-        <w:t xml:space="preserve">[2026 Shift] Q#1 (MCQ): </w:t>
-      </w:r>
-      <w:r>
-        <w:rPr>
-          <w:sz w:val="18"/>
-        </w:rPr>
-        <w:t xml:space="preserve">"The compound that does not answer iodoform test is..."  </w:t>
-      </w:r>
-      <w:r>
-        <w:rPr>
-          <w:b/>
-          <w:color w:val="2B6CB0"/>
-          <w:sz w:val="18"/>
-        </w:rPr>
-        <w:t>[Ans: N/A]</w:t>
-      </w:r>
-    </w:p>
-    <w:p>
-      <w:pPr>
-        <w:pStyle w:val="ListBullet"/>
-        <w:spacing w:after="40"/>
-      </w:pPr>
-      <w:r>
-        <w:rPr>
-          <w:b/>
-          <w:sz w:val="18"/>
-        </w:rPr>
-        <w:t xml:space="preserve">[2023 Shift] Q#3 (MCQ): </w:t>
-      </w:r>
-      <w:r>
-        <w:rPr>
-          <w:sz w:val="18"/>
-        </w:rPr>
-        <w:t xml:space="preserve">"The heating of phenyl methyl ether with HI produces an aromatic compound A which on treatment with conc. HNO_(3) gives B . A and B..."  </w:t>
-      </w:r>
-      <w:r>
-        <w:rPr>
-          <w:b/>
-          <w:color w:val="2B6CB0"/>
-          <w:sz w:val="18"/>
-        </w:rPr>
-        <w:t>[Ans: N/A]</w:t>
-      </w:r>
-    </w:p>
-    <w:p>
-      <w:pPr>
-        <w:pStyle w:val="ListBullet"/>
-        <w:spacing w:after="40"/>
-      </w:pPr>
-      <w:r>
-        <w:rPr>
-          <w:b/>
-          <w:sz w:val="18"/>
-        </w:rPr>
-        <w:t xml:space="preserve">[2022 Shift] Q#1 (MCQ): </w:t>
-      </w:r>
-      <w:r>
-        <w:rPr>
-          <w:sz w:val="18"/>
-        </w:rPr>
-        <w:t xml:space="preserve">"The test to differentiate between pentan-2-one and pentan-3-one is..."  </w:t>
       </w:r>
       <w:r>
         <w:rPr>

--- a/data/exports/kcet-aldehyde-and-ketone_revision_notes.docx
+++ b/data/exports/kcet-aldehyde-and-ketone_revision_notes.docx
@@ -189,7 +189,7 @@
                 <w:color w:val="2D3748"/>
                 <w:sz w:val="19"/>
               </w:rPr>
-              <w:t>Oxidation, Reduction &amp; Identification Tests</w:t>
+              <w:t>Carbonyl Nucleophilic Addition &amp; Ammonia Derivatives</w:t>
             </w:r>
           </w:p>
         </w:tc>
@@ -230,7 +230,7 @@
                 <w:color w:val="718096"/>
                 <w:sz w:val="19"/>
               </w:rPr>
-              <w:t>Tests &amp; Reductions</w:t>
+              <w:t>Reactions &amp; Mechanisms</w:t>
             </w:r>
           </w:p>
         </w:tc>
@@ -276,7 +276,7 @@
                 <w:color w:val="2D3748"/>
                 <w:sz w:val="19"/>
               </w:rPr>
-              <w:t>Nucleophilic Addition &amp; Carbonyl Condensation</w:t>
+              <w:t>Named Condensation Reactions &amp; Diagnostic Tests</w:t>
             </w:r>
           </w:p>
         </w:tc>
@@ -296,7 +296,7 @@
               <w:rPr>
                 <w:sz w:val="19"/>
               </w:rPr>
-              <w:t>10 PYQs</w:t>
+              <w:t>11 PYQs</w:t>
             </w:r>
           </w:p>
         </w:tc>
@@ -317,7 +317,7 @@
                 <w:color w:val="718096"/>
                 <w:sz w:val="19"/>
               </w:rPr>
-              <w:t>Carbonyl Reactions</w:t>
+              <w:t>Named Reactions &amp; Tests</w:t>
             </w:r>
           </w:p>
         </w:tc>
@@ -417,7 +417,7 @@
                 <w:color w:val="1A365D"/>
                 <w:sz w:val="19"/>
               </w:rPr>
-              <w:t>Oxidation, Reduction &amp; Identification Tests</w:t>
+              <w:t>Carbonyl Nucleophilic Addition &amp; Ammonia Derivatives</w:t>
             </w:r>
           </w:p>
         </w:tc>
@@ -439,7 +439,7 @@
                 <w:color w:val="2D3748"/>
                 <w:sz w:val="19"/>
               </w:rPr>
-              <w:t>\text{Iodoform test is positive for } \text{CH}_3\text{CO-} \text{ or } \text{CH}_3\text{CH(OH)- groups} \implies \text{CHI}_3 \text{ (yellow ppt)}</w:t>
+              <w:t>&gt;\text{C=O} + \text{H}_2\text{N-Z} \xrightarrow{\text{H}^+} &gt;\text{C=N-Z} + \text{H}_2\text{O}</w:t>
             </w:r>
           </w:p>
         </w:tc>
@@ -463,7 +463,7 @@
                 <w:color w:val="1A365D"/>
                 <w:sz w:val="19"/>
               </w:rPr>
-              <w:t>Nucleophilic Addition &amp; Carbonyl Condensation</w:t>
+              <w:t>Named Condensation Reactions &amp; Diagnostic Tests</w:t>
             </w:r>
           </w:p>
         </w:tc>
@@ -485,7 +485,7 @@
                 <w:color w:val="2D3748"/>
                 <w:sz w:val="19"/>
               </w:rPr>
-              <w:t>\text{Aldol: Requires } \alpha\text{-H} \to \alpha,\beta\text{-unsaturated carbonyl}, \quad \text{Cannizzaro: No } \alpha\text{-H} \to \text{Alcohol} + \text{Carboxylate salt}</w:t>
+              <w:t>2\text{CH}_3\text{CHO} \xrightarrow{\text{dil. NaOH}} \text{CH}_3\text{CH(OH)CH}_2\text{CHO} \xrightarrow{\Delta} \text{CH}_3\text{CH=CHCHO}</w:t>
             </w:r>
           </w:p>
         </w:tc>
@@ -517,7 +517,7 @@
           <w:color w:val="2B6CB0"/>
           <w:sz w:val="24"/>
         </w:rPr>
-        <w:t>3.1 Oxidation, Reduction &amp; Identification Tests (High Yield — 12 PYQs)</w:t>
+        <w:t>3.1 Carbonyl Nucleophilic Addition &amp; Ammonia Derivatives (High Yield — 12 PYQs)</w:t>
       </w:r>
     </w:p>
     <w:p>
@@ -532,7 +532,7 @@
         <w:rPr>
           <w:sz w:val="20"/>
         </w:rPr>
-        <w:t>Silver mirror Tollens' test, Fehling's cuprous reduction, yellow iodoform precipitation, Clemmensen (Zn-Hg/HCl), and Wolff-Kishner (NH_2NH_2/KOH) carbonyl deoxygenation.</w:t>
+        <w:t>Nucleophilic addition to &gt; extC=O: addition of HCN gives cyanohydrins, addition of NaHSO_3 gives crystalline bisulphite adducts. Reaction with ammonia derivatives H_2N-Z eliminates water to give crystalline derivatives (oximes with NH_2OH, hydrazones with NH_2NH_2, 2,4-DNP derivatives).</w:t>
       </w:r>
     </w:p>
     <w:tbl>
@@ -570,7 +570,7 @@
                 <w:color w:val="2D3748"/>
                 <w:sz w:val="19"/>
               </w:rPr>
-              <w:t>Benzaldehyde reduces Tollens' reagent to give silver mirror, but does NOT reduce Fehling's solution!</w:t>
+              <w:t>In semicarbazide H_2N-CO-NH-NH_2, only the hydrazine NH_2 reacts; the amide NH_2 is deactivated by resonance with &gt; extC=O.</w:t>
             </w:r>
           </w:p>
         </w:tc>
@@ -611,215 +611,7 @@
                 <w:color w:val="2D3748"/>
                 <w:sz w:val="19"/>
               </w:rPr>
-              <w:t>Clemmensen reduction is suitable for acid-stable compounds. For acid-sensitive carbonyls, use Wolff-Kishner reduction (basic medium).</w:t>
-            </w:r>
-          </w:p>
-        </w:tc>
-      </w:tr>
-    </w:tbl>
-    <w:p>
-      <w:pPr>
-        <w:spacing w:before="120" w:after="40"/>
-      </w:pPr>
-      <w:r>
-        <w:rPr>
-          <w:b/>
-          <w:color w:val="1A365D"/>
-          <w:sz w:val="19"/>
-        </w:rPr>
-        <w:t>Source PYQs testing this concept:</w:t>
-      </w:r>
-    </w:p>
-    <w:p>
-      <w:pPr>
-        <w:pStyle w:val="ListBullet"/>
-        <w:spacing w:after="40"/>
-      </w:pPr>
-      <w:r>
-        <w:rPr>
-          <w:b/>
-          <w:sz w:val="18"/>
-        </w:rPr>
-        <w:t xml:space="preserve">[2026 Shift] Q#1 (MCQ): </w:t>
-      </w:r>
-      <w:r>
-        <w:rPr>
-          <w:sz w:val="18"/>
-        </w:rPr>
-        <w:t xml:space="preserve">"The compound that does not answer iodoform test is..."  </w:t>
-      </w:r>
-      <w:r>
-        <w:rPr>
-          <w:b/>
-          <w:color w:val="2B6CB0"/>
-          <w:sz w:val="18"/>
-        </w:rPr>
-        <w:t>[Ans: N/A]</w:t>
-      </w:r>
-    </w:p>
-    <w:p>
-      <w:pPr>
-        <w:pStyle w:val="ListBullet"/>
-        <w:spacing w:after="40"/>
-      </w:pPr>
-      <w:r>
-        <w:rPr>
-          <w:b/>
-          <w:sz w:val="18"/>
-        </w:rPr>
-        <w:t xml:space="preserve">[2025 Shift] Q#4 (MCQ): </w:t>
-      </w:r>
-      <w:r>
-        <w:rPr>
-          <w:sz w:val="18"/>
-        </w:rPr>
-        <w:t xml:space="preserve">"Oxidation of Toluene with chromyl chloride followed by hydrolysis gives Benzaldehyde. This reaction is known as ____________..."  </w:t>
-      </w:r>
-      <w:r>
-        <w:rPr>
-          <w:b/>
-          <w:color w:val="2B6CB0"/>
-          <w:sz w:val="18"/>
-        </w:rPr>
-        <w:t>[Ans: N/A]</w:t>
-      </w:r>
-    </w:p>
-    <w:p>
-      <w:pPr>
-        <w:pStyle w:val="ListBullet"/>
-        <w:spacing w:after="40"/>
-      </w:pPr>
-      <w:r>
-        <w:rPr>
-          <w:b/>
-          <w:sz w:val="18"/>
-        </w:rPr>
-        <w:t xml:space="preserve">[2022 Shift] Q#1 (MCQ): </w:t>
-      </w:r>
-      <w:r>
-        <w:rPr>
-          <w:sz w:val="18"/>
-        </w:rPr>
-        <w:t xml:space="preserve">"The test to differentiate between pentan-2-one and pentan-3-one is..."  </w:t>
-      </w:r>
-      <w:r>
-        <w:rPr>
-          <w:b/>
-          <w:color w:val="2B6CB0"/>
-          <w:sz w:val="18"/>
-        </w:rPr>
-        <w:t>[Ans: N/A]</w:t>
-      </w:r>
-    </w:p>
-    <w:p>
-      <w:pPr>
-        <w:spacing w:after="120"/>
-      </w:pPr>
-    </w:p>
-    <w:p>
-      <w:pPr>
-        <w:pStyle w:val="Heading2"/>
-      </w:pPr>
-      <w:r>
-        <w:rPr>
-          <w:color w:val="2B6CB0"/>
-          <w:sz w:val="24"/>
-        </w:rPr>
-        <w:t>3.2 Nucleophilic Addition &amp; Carbonyl Condensation (High Yield — 10 PYQs)</w:t>
-      </w:r>
-    </w:p>
-    <w:p>
-      <w:r>
-        <w:rPr>
-          <w:b/>
-          <w:sz w:val="20"/>
-        </w:rPr>
-        <w:t xml:space="preserve">Core Principle: </w:t>
-      </w:r>
-      <w:r>
-        <w:rPr>
-          <w:sz w:val="20"/>
-        </w:rPr>
-        <w:t>Reversible nucleophilic additions, Aldol condensation mechanism, and Cannizzaro disproportionation of non-enolizable aldehydes.</w:t>
-      </w:r>
-    </w:p>
-    <w:tbl>
-      <w:tblPr>
-        <w:tblW w:type="auto" w:w="0"/>
-        <w:jc w:val="center"/>
-        <w:tblLook w:firstColumn="1" w:firstRow="1" w:lastColumn="0" w:lastRow="0" w:noHBand="0" w:noVBand="1" w:val="04A0"/>
-      </w:tblPr>
-      <w:tblGrid>
-        <w:gridCol w:w="10080"/>
-      </w:tblGrid>
-      <w:tr>
-        <w:tc>
-          <w:tcPr>
-            <w:tcW w:type="dxa" w:w="10080"/>
-            <w:shd w:fill="FFF5F5"/>
-            <w:tcMar>
-              <w:top w:w="100" w:type="dxa"/>
-              <w:bottom w:w="100" w:type="dxa"/>
-              <w:left w:w="150" w:type="dxa"/>
-              <w:right w:w="150" w:type="dxa"/>
-            </w:tcMar>
-          </w:tcPr>
-          <w:p>
-            <w:r>
-              <w:rPr>
-                <w:b/>
-                <w:color w:val="C53030"/>
-                <w:sz w:val="19"/>
-              </w:rPr>
-              <w:t xml:space="preserve">⚠️ Common Trap / JEE Pitfall: </w:t>
-            </w:r>
-            <w:r>
-              <w:rPr>
-                <w:color w:val="2D3748"/>
-                <w:sz w:val="19"/>
-              </w:rPr>
-              <w:t>Benzaldehyde and Formaldehyde lack α-hydrogen atoms, so they undergo CANNIZZARO reaction with concentrated NaOH, NOT Aldol condensation!</w:t>
-            </w:r>
-          </w:p>
-        </w:tc>
-      </w:tr>
-    </w:tbl>
-    <w:tbl>
-      <w:tblPr>
-        <w:tblW w:type="auto" w:w="0"/>
-        <w:jc w:val="center"/>
-        <w:tblLook w:firstColumn="1" w:firstRow="1" w:lastColumn="0" w:lastRow="0" w:noHBand="0" w:noVBand="1" w:val="04A0"/>
-      </w:tblPr>
-      <w:tblGrid>
-        <w:gridCol w:w="10080"/>
-      </w:tblGrid>
-      <w:tr>
-        <w:tc>
-          <w:tcPr>
-            <w:tcW w:type="dxa" w:w="10080"/>
-            <w:shd w:fill="F0FFF4"/>
-            <w:tcMar>
-              <w:top w:w="100" w:type="dxa"/>
-              <w:bottom w:w="100" w:type="dxa"/>
-              <w:left w:w="150" w:type="dxa"/>
-              <w:right w:w="150" w:type="dxa"/>
-            </w:tcMar>
-          </w:tcPr>
-          <w:p>
-            <w:r>
-              <w:rPr>
-                <w:b/>
-                <w:color w:val="276749"/>
-                <w:sz w:val="19"/>
-              </w:rPr>
-              <w:t xml:space="preserve">💡 Speed Hack / Trick: </w:t>
-            </w:r>
-            <w:r>
-              <w:rPr>
-                <w:color w:val="2D3748"/>
-                <w:sz w:val="19"/>
-              </w:rPr>
-              <w:t>Reactivity toward nucleophilic addition: HCHO &gt; CH_3CHO &gt; CH_3COCH_3 (decreases with steric crowding and +I electron donation).</w:t>
+              <w:t>Reactivity order toward nucleophilic addition: HCHO &gt; RCHO &gt; RCOR.</w:t>
             </w:r>
           </w:p>
         </w:tc>
@@ -909,6 +701,214 @@
           <w:sz w:val="18"/>
         </w:rPr>
         <w:t xml:space="preserve">"Arrange the following compounds in their decreasing order of reactivity towards Nucleop addition reaction. $CH_{3}COCH_{3},CH_{3}COC_{2}H_{5..."  </w:t>
+      </w:r>
+      <w:r>
+        <w:rPr>
+          <w:b/>
+          <w:color w:val="2B6CB0"/>
+          <w:sz w:val="18"/>
+        </w:rPr>
+        <w:t>[Ans: N/A]</w:t>
+      </w:r>
+    </w:p>
+    <w:p>
+      <w:pPr>
+        <w:spacing w:after="120"/>
+      </w:pPr>
+    </w:p>
+    <w:p>
+      <w:pPr>
+        <w:pStyle w:val="Heading2"/>
+      </w:pPr>
+      <w:r>
+        <w:rPr>
+          <w:color w:val="2B6CB0"/>
+          <w:sz w:val="24"/>
+        </w:rPr>
+        <w:t>3.2 Named Condensation Reactions &amp; Diagnostic Tests (High Yield — 11 PYQs)</w:t>
+      </w:r>
+    </w:p>
+    <w:p>
+      <w:r>
+        <w:rPr>
+          <w:b/>
+          <w:sz w:val="20"/>
+        </w:rPr>
+        <w:t xml:space="preserve">Core Principle: </w:t>
+      </w:r>
+      <w:r>
+        <w:rPr>
+          <w:sz w:val="20"/>
+        </w:rPr>
+        <w:t>Aldol condensation requires α-hydrogen. Cannizzaro occurs for aldehydes lacking α-H (disproportionation into alcohol + carboxylate). Iodoform test: positive for compounds containing CH_3CO- or CH_3CH(OH)- group. Tollens' &amp; Fehling's tests oxidize aldehydes, not ketones.</w:t>
+      </w:r>
+    </w:p>
+    <w:tbl>
+      <w:tblPr>
+        <w:tblW w:type="auto" w:w="0"/>
+        <w:jc w:val="center"/>
+        <w:tblLook w:firstColumn="1" w:firstRow="1" w:lastColumn="0" w:lastRow="0" w:noHBand="0" w:noVBand="1" w:val="04A0"/>
+      </w:tblPr>
+      <w:tblGrid>
+        <w:gridCol w:w="10080"/>
+      </w:tblGrid>
+      <w:tr>
+        <w:tc>
+          <w:tcPr>
+            <w:tcW w:type="dxa" w:w="10080"/>
+            <w:shd w:fill="FFF5F5"/>
+            <w:tcMar>
+              <w:top w:w="100" w:type="dxa"/>
+              <w:bottom w:w="100" w:type="dxa"/>
+              <w:left w:w="150" w:type="dxa"/>
+              <w:right w:w="150" w:type="dxa"/>
+            </w:tcMar>
+          </w:tcPr>
+          <w:p>
+            <w:r>
+              <w:rPr>
+                <w:b/>
+                <w:color w:val="C53030"/>
+                <w:sz w:val="19"/>
+              </w:rPr>
+              <w:t xml:space="preserve">⚠️ Common Trap / JEE Pitfall: </w:t>
+            </w:r>
+            <w:r>
+              <w:rPr>
+                <w:color w:val="2D3748"/>
+                <w:sz w:val="19"/>
+              </w:rPr>
+              <w:t>Acetophenone (extC_6 extH_5 extCOCH_3) gives positive iodoform test, while benzophenone does not.</w:t>
+            </w:r>
+          </w:p>
+        </w:tc>
+      </w:tr>
+    </w:tbl>
+    <w:tbl>
+      <w:tblPr>
+        <w:tblW w:type="auto" w:w="0"/>
+        <w:jc w:val="center"/>
+        <w:tblLook w:firstColumn="1" w:firstRow="1" w:lastColumn="0" w:lastRow="0" w:noHBand="0" w:noVBand="1" w:val="04A0"/>
+      </w:tblPr>
+      <w:tblGrid>
+        <w:gridCol w:w="10080"/>
+      </w:tblGrid>
+      <w:tr>
+        <w:tc>
+          <w:tcPr>
+            <w:tcW w:type="dxa" w:w="10080"/>
+            <w:shd w:fill="F0FFF4"/>
+            <w:tcMar>
+              <w:top w:w="100" w:type="dxa"/>
+              <w:bottom w:w="100" w:type="dxa"/>
+              <w:left w:w="150" w:type="dxa"/>
+              <w:right w:w="150" w:type="dxa"/>
+            </w:tcMar>
+          </w:tcPr>
+          <w:p>
+            <w:r>
+              <w:rPr>
+                <w:b/>
+                <w:color w:val="276749"/>
+                <w:sz w:val="19"/>
+              </w:rPr>
+              <w:t xml:space="preserve">💡 Speed Hack / Trick: </w:t>
+            </w:r>
+            <w:r>
+              <w:rPr>
+                <w:color w:val="2D3748"/>
+                <w:sz w:val="19"/>
+              </w:rPr>
+              <w:t>Clemmensen uses acidic conditions (Zn-Hg / conc. HCl); Wolff-Kishner uses basic conditions (NH_2NH_2 / KOH / glycol).</w:t>
+            </w:r>
+          </w:p>
+        </w:tc>
+      </w:tr>
+    </w:tbl>
+    <w:p>
+      <w:pPr>
+        <w:spacing w:before="120" w:after="40"/>
+      </w:pPr>
+      <w:r>
+        <w:rPr>
+          <w:b/>
+          <w:color w:val="1A365D"/>
+          <w:sz w:val="19"/>
+        </w:rPr>
+        <w:t>Source PYQs testing this concept:</w:t>
+      </w:r>
+    </w:p>
+    <w:p>
+      <w:pPr>
+        <w:pStyle w:val="ListBullet"/>
+        <w:spacing w:after="40"/>
+      </w:pPr>
+      <w:r>
+        <w:rPr>
+          <w:b/>
+          <w:sz w:val="18"/>
+        </w:rPr>
+        <w:t xml:space="preserve">[2026 Shift] Q#1 (MCQ): </w:t>
+      </w:r>
+      <w:r>
+        <w:rPr>
+          <w:sz w:val="18"/>
+        </w:rPr>
+        <w:t xml:space="preserve">"The compound that does not answer iodoform test is..."  </w:t>
+      </w:r>
+      <w:r>
+        <w:rPr>
+          <w:b/>
+          <w:color w:val="2B6CB0"/>
+          <w:sz w:val="18"/>
+        </w:rPr>
+        <w:t>[Ans: N/A]</w:t>
+      </w:r>
+    </w:p>
+    <w:p>
+      <w:pPr>
+        <w:pStyle w:val="ListBullet"/>
+        <w:spacing w:after="40"/>
+      </w:pPr>
+      <w:r>
+        <w:rPr>
+          <w:b/>
+          <w:sz w:val="18"/>
+        </w:rPr>
+        <w:t xml:space="preserve">[2023 Shift] Q#2 (MCQ): </w:t>
+      </w:r>
+      <w:r>
+        <w:rPr>
+          <w:sz w:val="18"/>
+        </w:rPr>
+        <w:t xml:space="preserve">"Compounds P and R in the following reaction are $CH_{3}CHO\longrightarrow_{(ii)H_{3}O^{+}}^{(i)CH_{3}MgBr}P\longrightarrow_{Heat}^{conc.H_{2..."  </w:t>
+      </w:r>
+      <w:r>
+        <w:rPr>
+          <w:b/>
+          <w:color w:val="2B6CB0"/>
+          <w:sz w:val="18"/>
+        </w:rPr>
+        <w:t>[Ans: N/A]</w:t>
+      </w:r>
+    </w:p>
+    <w:p>
+      <w:pPr>
+        <w:pStyle w:val="ListBullet"/>
+        <w:spacing w:after="40"/>
+      </w:pPr>
+      <w:r>
+        <w:rPr>
+          <w:b/>
+          <w:sz w:val="18"/>
+        </w:rPr>
+        <w:t xml:space="preserve">[2022 Shift] Q#1 (MCQ): </w:t>
+      </w:r>
+      <w:r>
+        <w:rPr>
+          <w:sz w:val="18"/>
+        </w:rPr>
+        <w:t xml:space="preserve">"The test to differentiate between pentan-2-one and pentan-3-one is..."  </w:t>
       </w:r>
       <w:r>
         <w:rPr>
